--- a/notes.docx
+++ b/notes.docx
@@ -2,6 +2,103 @@
 <file path=word/document.xml><?xml version="1.0" encoding="utf-8"?>
 <w:document xmlns:wpc="http://schemas.microsoft.com/office/word/2010/wordprocessingCanvas" xmlns:cx="http://schemas.microsoft.com/office/drawing/2014/chartex" xmlns:cx1="http://schemas.microsoft.com/office/drawing/2015/9/8/chartex" xmlns:cx2="http://schemas.microsoft.com/office/drawing/2015/10/21/chartex" xmlns:cx3="http://schemas.microsoft.com/office/drawing/2016/5/9/chartex" xmlns:cx4="http://schemas.microsoft.com/office/drawing/2016/5/10/chartex" xmlns:cx5="http://schemas.microsoft.com/office/drawing/2016/5/11/chartex" xmlns:cx6="http://schemas.microsoft.com/office/drawing/2016/5/12/chartex" xmlns:cx7="http://schemas.microsoft.com/office/drawing/2016/5/13/chartex" xmlns:cx8="http://schemas.microsoft.com/office/drawing/2016/5/14/chartex" xmlns:mc="http://schemas.openxmlformats.org/markup-compatibility/2006" xmlns:aink="http://schemas.microsoft.com/office/drawing/2016/ink" xmlns:am3d="http://schemas.microsoft.com/office/drawing/2017/model3d" xmlns:o="urn:schemas-microsoft-com:office:office" xmlns:oel="http://schemas.microsoft.com/office/2019/extlst" xmlns:r="http://schemas.openxmlformats.org/officeDocument/2006/relationships" xmlns:m="http://schemas.openxmlformats.org/officeDocument/2006/math" xmlns:v="urn:schemas-microsoft-com:vml" xmlns:wp14="http://schemas.microsoft.com/office/word/2010/wordprocessingDrawing" xmlns:wp="http://schemas.openxmlformats.org/drawingml/2006/wordprocessingDrawing" xmlns:w10="urn:schemas-microsoft-com:office:word" xmlns:w="http://schemas.openxmlformats.org/wordprocessingml/2006/main" xmlns:w14="http://schemas.microsoft.com/office/word/2010/wordml" xmlns:w15="http://schemas.microsoft.com/office/word/2012/wordml" xmlns:w16cex="http://schemas.microsoft.com/office/word/2018/wordml/cex" xmlns:w16cid="http://schemas.microsoft.com/office/word/2016/wordml/cid" xmlns:w16="http://schemas.microsoft.com/office/word/2018/wordml" xmlns:w16du="http://schemas.microsoft.com/office/word/2023/wordml/word16du" xmlns:w16sdtdh="http://schemas.microsoft.com/office/word/2020/wordml/sdtdatahash" xmlns:w16sdtfl="http://schemas.microsoft.com/office/word/2024/wordml/sdtformatlock" xmlns:w16se="http://schemas.microsoft.com/office/word/2015/wordml/symex" xmlns:wpg="http://schemas.microsoft.com/office/word/2010/wordprocessingGroup" xmlns:wpi="http://schemas.microsoft.com/office/word/2010/wordprocessingInk" xmlns:wne="http://schemas.microsoft.com/office/word/2006/wordml" xmlns:wps="http://schemas.microsoft.com/office/word/2010/wordprocessingShape" mc:Ignorable="w14 w15 w16se w16cid w16 w16cex w16sdtdh w16sdtfl w16du wp14">
   <w:body>
+    <w:p>
+      <w:r>
+        <w:t>Meeting Tim 21-01-2026</w:t>
+      </w:r>
+    </w:p>
+    <w:p>
+      <w:r>
+        <w:t xml:space="preserve">Production rate vs </w:t>
+      </w:r>
+      <w:proofErr w:type="spellStart"/>
+      <w:r>
+        <w:t>srr</w:t>
+      </w:r>
+      <w:proofErr w:type="spellEnd"/>
+      <w:r>
+        <w:t xml:space="preserve"> – is </w:t>
+      </w:r>
+      <w:proofErr w:type="spellStart"/>
+      <w:r>
+        <w:t>ssb</w:t>
+      </w:r>
+      <w:proofErr w:type="spellEnd"/>
+      <w:r>
+        <w:t xml:space="preserve"> also encompassing changes in all productivity components or is the production rate method better because it </w:t>
+      </w:r>
+      <w:proofErr w:type="spellStart"/>
+      <w:r>
+        <w:t>it</w:t>
+      </w:r>
+      <w:proofErr w:type="spellEnd"/>
+      <w:r>
+        <w:t xml:space="preserve"> is the sum of everything that’s changing</w:t>
+      </w:r>
+    </w:p>
+    <w:p>
+      <w:r>
+        <w:t xml:space="preserve">Criteria for time series length versus where the change point is detected versus is it </w:t>
+      </w:r>
+    </w:p>
+    <w:p>
+      <w:r>
+        <w:t>Check and report regression parameters and if they are significant</w:t>
+      </w:r>
+    </w:p>
+    <w:p>
+      <w:r>
+        <w:t xml:space="preserve">Classify stocks as the </w:t>
+      </w:r>
+      <w:proofErr w:type="spellStart"/>
+      <w:r>
+        <w:t>allee</w:t>
+      </w:r>
+      <w:proofErr w:type="spellEnd"/>
+      <w:r>
+        <w:t xml:space="preserve"> affect is </w:t>
+      </w:r>
+      <w:proofErr w:type="spellStart"/>
+      <w:r>
+        <w:t>weel</w:t>
+      </w:r>
+      <w:proofErr w:type="spellEnd"/>
+      <w:r>
+        <w:t xml:space="preserve"> detected, cant be detected, inconclusive, </w:t>
+      </w:r>
+      <w:proofErr w:type="spellStart"/>
+      <w:r>
+        <w:t>etc</w:t>
+      </w:r>
+      <w:proofErr w:type="spellEnd"/>
+      <w:r>
+        <w:t xml:space="preserve"> </w:t>
+      </w:r>
+    </w:p>
+    <w:p/>
+    <w:p>
+      <w:r>
+        <w:t>Is NEA arctic cod but it’s the same species? Its productivity has increased</w:t>
+      </w:r>
+    </w:p>
+    <w:p/>
+    <w:p>
+      <w:r>
+        <w:t xml:space="preserve">Look at the strength of the effect and greater than 100% for </w:t>
+      </w:r>
+      <w:proofErr w:type="spellStart"/>
+      <w:r>
+        <w:t>allee</w:t>
+      </w:r>
+      <w:proofErr w:type="spellEnd"/>
+      <w:r>
+        <w:t xml:space="preserve"> threshold</w:t>
+      </w:r>
+    </w:p>
+    <w:p/>
+    <w:p/>
+    <w:p/>
+    <w:p/>
     <w:p/>
     <w:p>
       <w:r>
@@ -137,7 +234,11 @@
       </w:r>
       <w:proofErr w:type="spellEnd"/>
       <w:r>
-        <w:t xml:space="preserve"> values as population biomass has decreased over the past decade. Changes in recruitment dynamics do not appear to be the primary cause of this negative productivity. While there does ap- pear to have been a weakening in recruitment compensation be- tween the 1970s and 1990s (cf. Keith and Hutchings 2012), there is no evidence for depensatory recruitment dynamics in this stock. </w:t>
+        <w:t xml:space="preserve"> values as population biomass has decreased over the past decade. Changes in recruitment dynamics do not appear to be the primary cause of this negative productivity. While there does ap- pear to have been a weakening in </w:t>
+      </w:r>
+      <w:r>
+        <w:lastRenderedPageBreak/>
+        <w:t xml:space="preserve">recruitment compensation be- tween the 1970s and 1990s (cf. Keith and Hutchings 2012), there is no evidence for depensatory recruitment dynamics in this stock. </w:t>
       </w:r>
       <w:r>
         <w:t xml:space="preserve">Instead, the positive density dependence of population productivity at low abundance </w:t>
@@ -914,7 +1015,6 @@
               <v:path gradientshapeok="t" o:connecttype="rect"/>
             </v:shapetype>
             <v:shape id="Text Box 2" o:spid="_x0000_s1026" type="#_x0000_t202" alt="Unclassified - Non-Classifié" style="position:absolute;margin-left:110.9pt;margin-top:0;width:150.9pt;height:31.95pt;z-index:251659264;visibility:visible;mso-wrap-style:none;mso-wrap-distance-left:0;mso-wrap-distance-top:0;mso-wrap-distance-right:0;mso-wrap-distance-bottom:0;mso-position-horizontal:right;mso-position-horizontal-relative:page;mso-position-vertical:top;mso-position-vertical-relative:page;v-text-anchor:top" o:gfxdata="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" filled="f" stroked="f">
-              <v:fill o:detectmouseclick="t"/>
               <v:textbox style="mso-fit-shape-to-text:t" inset="0,15pt,20pt,0">
                 <w:txbxContent>
                   <w:p>
@@ -1037,7 +1137,6 @@
               <v:path gradientshapeok="t" o:connecttype="rect"/>
             </v:shapetype>
             <v:shape id="Text Box 3" o:spid="_x0000_s1027" type="#_x0000_t202" alt="Unclassified - Non-Classifié" style="position:absolute;margin-left:110.9pt;margin-top:0;width:150.9pt;height:31.95pt;z-index:251660288;visibility:visible;mso-wrap-style:none;mso-wrap-distance-left:0;mso-wrap-distance-top:0;mso-wrap-distance-right:0;mso-wrap-distance-bottom:0;mso-position-horizontal:right;mso-position-horizontal-relative:page;mso-position-vertical:top;mso-position-vertical-relative:page;v-text-anchor:top" o:gfxdata="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" filled="f" stroked="f">
-              <v:fill o:detectmouseclick="t"/>
               <v:textbox style="mso-fit-shape-to-text:t" inset="0,15pt,20pt,0">
                 <w:txbxContent>
                   <w:p>
@@ -1160,7 +1259,6 @@
               <v:path gradientshapeok="t" o:connecttype="rect"/>
             </v:shapetype>
             <v:shape id="Text Box 1" o:spid="_x0000_s1028" type="#_x0000_t202" alt="Unclassified - Non-Classifié" style="position:absolute;margin-left:110.9pt;margin-top:0;width:150.9pt;height:31.95pt;z-index:251658240;visibility:visible;mso-wrap-style:none;mso-wrap-distance-left:0;mso-wrap-distance-top:0;mso-wrap-distance-right:0;mso-wrap-distance-bottom:0;mso-position-horizontal:right;mso-position-horizontal-relative:page;mso-position-vertical:top;mso-position-vertical-relative:page;v-text-anchor:top" o:gfxdata="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" filled="f" stroked="f">
-              <v:fill o:detectmouseclick="t"/>
               <v:textbox style="mso-fit-shape-to-text:t" inset="0,15pt,20pt,0">
                 <w:txbxContent>
                   <w:p>
